--- a/backend-exhibits/Gmail to Outlook Standard Plan - Standard Include.docx
+++ b/backend-exhibits/Gmail to Outlook Standard Plan - Standard Include.docx
@@ -45,7 +45,7 @@
               <w:spacing w:line="240" w:lineRule="auto"/>
               <w:jc w:val="center"/>
               <w:rPr>
-                <w:rFonts w:ascii="Arial" w:eastAsia="Times New Roman" w:hAnsi="Arial" w:cs="Arial"/>
+                <w:rFonts w:ascii="Arial" w:hAnsi="Arial" w:cs="Arial" w:eastAsia="Arial"/>
                 <w:b/>
                 <w:bCs/>
                 <w:sz w:val="21"/>
@@ -54,7 +54,7 @@
             </w:pPr>
             <w:r>
               <w:rPr>
-                <w:rFonts w:ascii="Arial" w:hAnsi="Arial" w:cs="Arial"/>
+                <w:rFonts w:ascii="Arial" w:hAnsi="Arial" w:cs="Arial" w:eastAsia="Arial"/>
                 <w:b/>
                 <w:bCs/>
                 <w:sz w:val="21"/>
@@ -64,7 +64,7 @@
             </w:r>
             <w:r>
               <w:rPr>
-                <w:rFonts w:ascii="Arial" w:hAnsi="Arial" w:cs="Arial"/>
+                <w:rFonts w:ascii="Arial" w:hAnsi="Arial" w:cs="Arial" w:eastAsia="Arial"/>
                 <w:b/>
                 <w:bCs/>
                 <w:sz w:val="21"/>
@@ -74,7 +74,7 @@
             </w:r>
             <w:r>
               <w:rPr>
-                <w:rFonts w:ascii="Arial" w:hAnsi="Arial" w:cs="Arial"/>
+                <w:rFonts w:ascii="Arial" w:hAnsi="Arial" w:cs="Arial" w:eastAsia="Arial"/>
                 <w:b/>
                 <w:bCs/>
                 <w:sz w:val="21"/>
@@ -85,7 +85,7 @@
             <w:proofErr w:type="spellStart"/>
             <w:r>
               <w:rPr>
-                <w:rFonts w:ascii="Arial" w:hAnsi="Arial" w:cs="Arial"/>
+                <w:rFonts w:ascii="Arial" w:hAnsi="Arial" w:cs="Arial" w:eastAsia="Arial"/>
                 <w:b/>
                 <w:bCs/>
                 <w:sz w:val="21"/>
@@ -96,7 +96,7 @@
             <w:proofErr w:type="spellEnd"/>
             <w:r>
               <w:rPr>
-                <w:rFonts w:ascii="Arial" w:hAnsi="Arial" w:cs="Arial"/>
+                <w:rFonts w:ascii="Arial" w:hAnsi="Arial" w:cs="Arial" w:eastAsia="Arial"/>
                 <w:b/>
                 <w:bCs/>
                 <w:sz w:val="21"/>
@@ -109,7 +109,7 @@
             <w:pPr>
               <w:ind w:left="4"/>
               <w:rPr>
-                <w:rFonts w:ascii="Arial" w:hAnsi="Arial" w:cs="Arial"/>
+                <w:rFonts w:ascii="Arial" w:hAnsi="Arial" w:cs="Arial" w:eastAsia="Arial"/>
                 <w:sz w:val="21"/>
                 <w:szCs w:val="21"/>
               </w:rPr>
@@ -135,14 +135,14 @@
             <w:pPr>
               <w:spacing w:line="240" w:lineRule="auto"/>
               <w:rPr>
-                <w:rFonts w:ascii="Arial" w:eastAsia="Times New Roman" w:hAnsi="Arial" w:cs="Arial"/>
-                <w:sz w:val="21"/>
-                <w:szCs w:val="21"/>
-              </w:rPr>
-            </w:pPr>
-            <w:r>
-              <w:rPr>
-                <w:rFonts w:ascii="Arial" w:hAnsi="Arial" w:cs="Arial"/>
+                <w:rFonts w:ascii="Arial" w:hAnsi="Arial" w:cs="Arial" w:eastAsia="Arial"/>
+                <w:sz w:val="21"/>
+                <w:szCs w:val="21"/>
+              </w:rPr>
+            </w:pPr>
+            <w:r>
+              <w:rPr>
+                <w:rFonts w:ascii="Arial" w:hAnsi="Arial" w:cs="Arial" w:eastAsia="Arial"/>
                 <w:sz w:val="21"/>
                 <w:szCs w:val="21"/>
               </w:rPr>
@@ -153,7 +153,7 @@
             <w:pPr>
               <w:ind w:left="4"/>
               <w:rPr>
-                <w:rFonts w:ascii="Arial" w:hAnsi="Arial" w:cs="Arial"/>
+                <w:rFonts w:ascii="Arial" w:hAnsi="Arial" w:cs="Arial" w:eastAsia="Arial"/>
                 <w:sz w:val="21"/>
                 <w:szCs w:val="21"/>
               </w:rPr>
@@ -174,14 +174,14 @@
             <w:pPr>
               <w:spacing w:line="240" w:lineRule="auto"/>
               <w:rPr>
-                <w:rFonts w:ascii="Arial" w:hAnsi="Arial" w:cs="Arial"/>
-                <w:sz w:val="21"/>
-                <w:szCs w:val="21"/>
-              </w:rPr>
-            </w:pPr>
-            <w:r>
-              <w:rPr>
-                <w:rFonts w:ascii="Arial" w:hAnsi="Arial" w:cs="Arial"/>
+                <w:rFonts w:ascii="Arial" w:hAnsi="Arial" w:cs="Arial" w:eastAsia="Arial"/>
+                <w:sz w:val="21"/>
+                <w:szCs w:val="21"/>
+              </w:rPr>
+            </w:pPr>
+            <w:r>
+              <w:rPr>
+                <w:rFonts w:ascii="Arial" w:hAnsi="Arial" w:cs="Arial" w:eastAsia="Arial"/>
                 <w:sz w:val="21"/>
                 <w:szCs w:val="21"/>
               </w:rPr>
@@ -208,14 +208,14 @@
             <w:pPr>
               <w:spacing w:line="240" w:lineRule="auto"/>
               <w:rPr>
-                <w:rFonts w:ascii="Arial" w:eastAsia="Times New Roman" w:hAnsi="Arial" w:cs="Arial"/>
-                <w:sz w:val="21"/>
-                <w:szCs w:val="21"/>
-              </w:rPr>
-            </w:pPr>
-            <w:r>
-              <w:rPr>
-                <w:rFonts w:ascii="Arial" w:hAnsi="Arial" w:cs="Arial"/>
+                <w:rFonts w:ascii="Arial" w:hAnsi="Arial" w:cs="Arial" w:eastAsia="Arial"/>
+                <w:sz w:val="21"/>
+                <w:szCs w:val="21"/>
+              </w:rPr>
+            </w:pPr>
+            <w:r>
+              <w:rPr>
+                <w:rFonts w:ascii="Arial" w:hAnsi="Arial" w:cs="Arial" w:eastAsia="Arial"/>
                 <w:sz w:val="21"/>
                 <w:szCs w:val="21"/>
               </w:rPr>
@@ -226,7 +226,7 @@
             <w:pPr>
               <w:ind w:left="4"/>
               <w:rPr>
-                <w:rFonts w:ascii="Arial" w:hAnsi="Arial" w:cs="Arial"/>
+                <w:rFonts w:ascii="Arial" w:hAnsi="Arial" w:cs="Arial" w:eastAsia="Arial"/>
                 <w:sz w:val="21"/>
                 <w:szCs w:val="21"/>
               </w:rPr>
@@ -248,14 +248,14 @@
             <w:pPr>
               <w:spacing w:line="240" w:lineRule="auto"/>
               <w:rPr>
-                <w:rFonts w:ascii="Arial" w:hAnsi="Arial" w:cs="Arial"/>
-                <w:sz w:val="21"/>
-                <w:szCs w:val="21"/>
-              </w:rPr>
-            </w:pPr>
-            <w:r>
-              <w:rPr>
-                <w:rFonts w:ascii="Arial" w:hAnsi="Arial" w:cs="Arial"/>
+                <w:rFonts w:ascii="Arial" w:hAnsi="Arial" w:cs="Arial" w:eastAsia="Arial"/>
+                <w:sz w:val="21"/>
+                <w:szCs w:val="21"/>
+              </w:rPr>
+            </w:pPr>
+            <w:r>
+              <w:rPr>
+                <w:rFonts w:ascii="Arial" w:hAnsi="Arial" w:cs="Arial" w:eastAsia="Arial"/>
                 <w:sz w:val="21"/>
                 <w:szCs w:val="21"/>
               </w:rPr>
@@ -282,14 +282,14 @@
             <w:pPr>
               <w:spacing w:line="240" w:lineRule="auto"/>
               <w:rPr>
-                <w:rFonts w:ascii="Arial" w:eastAsia="Times New Roman" w:hAnsi="Arial" w:cs="Arial"/>
-                <w:sz w:val="21"/>
-                <w:szCs w:val="21"/>
-              </w:rPr>
-            </w:pPr>
-            <w:r>
-              <w:rPr>
-                <w:rFonts w:ascii="Arial" w:hAnsi="Arial" w:cs="Arial"/>
+                <w:rFonts w:ascii="Arial" w:hAnsi="Arial" w:cs="Arial" w:eastAsia="Arial"/>
+                <w:sz w:val="21"/>
+                <w:szCs w:val="21"/>
+              </w:rPr>
+            </w:pPr>
+            <w:r>
+              <w:rPr>
+                <w:rFonts w:ascii="Arial" w:hAnsi="Arial" w:cs="Arial" w:eastAsia="Arial"/>
                 <w:sz w:val="21"/>
                 <w:szCs w:val="21"/>
               </w:rPr>
@@ -297,7 +297,7 @@
             </w:r>
             <w:r>
               <w:rPr>
-                <w:rFonts w:ascii="Arial" w:hAnsi="Arial" w:cs="Arial"/>
+                <w:rFonts w:ascii="Arial" w:hAnsi="Arial" w:cs="Arial" w:eastAsia="Arial"/>
                 <w:sz w:val="21"/>
                 <w:szCs w:val="21"/>
               </w:rPr>
@@ -308,7 +308,7 @@
             <w:pPr>
               <w:ind w:left="4"/>
               <w:rPr>
-                <w:rFonts w:ascii="Arial" w:hAnsi="Arial" w:cs="Arial"/>
+                <w:rFonts w:ascii="Arial" w:hAnsi="Arial" w:cs="Arial" w:eastAsia="Arial"/>
                 <w:sz w:val="21"/>
                 <w:szCs w:val="21"/>
               </w:rPr>
@@ -329,14 +329,14 @@
             <w:pPr>
               <w:spacing w:line="240" w:lineRule="auto"/>
               <w:rPr>
-                <w:rFonts w:ascii="Arial" w:hAnsi="Arial" w:cs="Arial"/>
-                <w:sz w:val="21"/>
-                <w:szCs w:val="21"/>
-              </w:rPr>
-            </w:pPr>
-            <w:r>
-              <w:rPr>
-                <w:rFonts w:ascii="Arial" w:hAnsi="Arial" w:cs="Arial"/>
+                <w:rFonts w:ascii="Arial" w:hAnsi="Arial" w:cs="Arial" w:eastAsia="Arial"/>
+                <w:sz w:val="21"/>
+                <w:szCs w:val="21"/>
+              </w:rPr>
+            </w:pPr>
+            <w:r>
+              <w:rPr>
+                <w:rFonts w:ascii="Arial" w:hAnsi="Arial" w:cs="Arial" w:eastAsia="Arial"/>
                 <w:sz w:val="21"/>
                 <w:szCs w:val="21"/>
               </w:rPr>
@@ -363,14 +363,14 @@
             <w:pPr>
               <w:spacing w:line="240" w:lineRule="auto"/>
               <w:rPr>
-                <w:rFonts w:ascii="Arial" w:hAnsi="Arial" w:cs="Arial"/>
-                <w:sz w:val="21"/>
-                <w:szCs w:val="21"/>
-              </w:rPr>
-            </w:pPr>
-            <w:r>
-              <w:rPr>
-                <w:rFonts w:ascii="Arial" w:hAnsi="Arial" w:cs="Arial"/>
+                <w:rFonts w:ascii="Arial" w:hAnsi="Arial" w:cs="Arial" w:eastAsia="Arial"/>
+                <w:sz w:val="21"/>
+                <w:szCs w:val="21"/>
+              </w:rPr>
+            </w:pPr>
+            <w:r>
+              <w:rPr>
+                <w:rFonts w:ascii="Arial" w:hAnsi="Arial" w:cs="Arial" w:eastAsia="Arial"/>
                 <w:sz w:val="21"/>
                 <w:szCs w:val="21"/>
               </w:rPr>
@@ -392,14 +392,14 @@
             <w:pPr>
               <w:spacing w:line="240" w:lineRule="auto"/>
               <w:rPr>
-                <w:rFonts w:ascii="Arial" w:hAnsi="Arial" w:cs="Arial"/>
-                <w:sz w:val="21"/>
-                <w:szCs w:val="21"/>
-              </w:rPr>
-            </w:pPr>
-            <w:r>
-              <w:rPr>
-                <w:rFonts w:ascii="Arial" w:hAnsi="Arial" w:cs="Arial"/>
+                <w:rFonts w:ascii="Arial" w:hAnsi="Arial" w:cs="Arial" w:eastAsia="Arial"/>
+                <w:sz w:val="21"/>
+                <w:szCs w:val="21"/>
+              </w:rPr>
+            </w:pPr>
+            <w:r>
+              <w:rPr>
+                <w:rFonts w:ascii="Arial" w:hAnsi="Arial" w:cs="Arial" w:eastAsia="Arial"/>
                 <w:sz w:val="21"/>
                 <w:szCs w:val="21"/>
               </w:rPr>
@@ -407,7 +407,7 @@
             </w:r>
             <w:r>
               <w:rPr>
-                <w:rFonts w:ascii="Arial" w:hAnsi="Arial" w:cs="Arial"/>
+                <w:rFonts w:ascii="Arial" w:hAnsi="Arial" w:cs="Arial" w:eastAsia="Arial"/>
                 <w:sz w:val="21"/>
                 <w:szCs w:val="21"/>
               </w:rPr>
@@ -435,14 +435,14 @@
             <w:pPr>
               <w:spacing w:line="240" w:lineRule="auto"/>
               <w:rPr>
-                <w:rFonts w:ascii="Arial" w:hAnsi="Arial" w:cs="Arial"/>
-                <w:sz w:val="21"/>
-                <w:szCs w:val="21"/>
-              </w:rPr>
-            </w:pPr>
-            <w:r>
-              <w:rPr>
-                <w:rFonts w:ascii="Arial" w:hAnsi="Arial" w:cs="Arial"/>
+                <w:rFonts w:ascii="Arial" w:hAnsi="Arial" w:cs="Arial" w:eastAsia="Arial"/>
+                <w:sz w:val="21"/>
+                <w:szCs w:val="21"/>
+              </w:rPr>
+            </w:pPr>
+            <w:r>
+              <w:rPr>
+                <w:rFonts w:ascii="Arial" w:hAnsi="Arial" w:cs="Arial" w:eastAsia="Arial"/>
                 <w:sz w:val="21"/>
                 <w:szCs w:val="21"/>
               </w:rPr>
@@ -464,14 +464,14 @@
             <w:pPr>
               <w:spacing w:line="240" w:lineRule="auto"/>
               <w:rPr>
-                <w:rFonts w:ascii="Arial" w:hAnsi="Arial" w:cs="Arial"/>
-                <w:sz w:val="21"/>
-                <w:szCs w:val="21"/>
-              </w:rPr>
-            </w:pPr>
-            <w:r>
-              <w:rPr>
-                <w:rFonts w:ascii="Arial" w:hAnsi="Arial" w:cs="Arial"/>
+                <w:rFonts w:ascii="Arial" w:hAnsi="Arial" w:cs="Arial" w:eastAsia="Arial"/>
+                <w:sz w:val="21"/>
+                <w:szCs w:val="21"/>
+              </w:rPr>
+            </w:pPr>
+            <w:r>
+              <w:rPr>
+                <w:rFonts w:ascii="Arial" w:hAnsi="Arial" w:cs="Arial" w:eastAsia="Arial"/>
                 <w:sz w:val="21"/>
                 <w:szCs w:val="21"/>
               </w:rPr>
@@ -498,14 +498,14 @@
             <w:pPr>
               <w:spacing w:line="240" w:lineRule="auto"/>
               <w:rPr>
-                <w:rFonts w:ascii="Arial" w:hAnsi="Arial" w:cs="Arial"/>
-                <w:sz w:val="21"/>
-                <w:szCs w:val="21"/>
-              </w:rPr>
-            </w:pPr>
-            <w:r>
-              <w:rPr>
-                <w:rFonts w:ascii="Arial" w:hAnsi="Arial" w:cs="Arial"/>
+                <w:rFonts w:ascii="Arial" w:hAnsi="Arial" w:cs="Arial" w:eastAsia="Arial"/>
+                <w:sz w:val="21"/>
+                <w:szCs w:val="21"/>
+              </w:rPr>
+            </w:pPr>
+            <w:r>
+              <w:rPr>
+                <w:rFonts w:ascii="Arial" w:hAnsi="Arial" w:cs="Arial" w:eastAsia="Arial"/>
                 <w:sz w:val="21"/>
                 <w:szCs w:val="21"/>
               </w:rPr>
@@ -527,14 +527,14 @@
             <w:pPr>
               <w:spacing w:line="240" w:lineRule="auto"/>
               <w:rPr>
-                <w:rFonts w:ascii="Arial" w:hAnsi="Arial" w:cs="Arial"/>
-                <w:sz w:val="21"/>
-                <w:szCs w:val="21"/>
-              </w:rPr>
-            </w:pPr>
-            <w:r>
-              <w:rPr>
-                <w:rFonts w:ascii="Arial" w:hAnsi="Arial" w:cs="Arial"/>
+                <w:rFonts w:ascii="Arial" w:hAnsi="Arial" w:cs="Arial" w:eastAsia="Arial"/>
+                <w:sz w:val="21"/>
+                <w:szCs w:val="21"/>
+              </w:rPr>
+            </w:pPr>
+            <w:r>
+              <w:rPr>
+                <w:rFonts w:ascii="Arial" w:hAnsi="Arial" w:cs="Arial" w:eastAsia="Arial"/>
                 <w:sz w:val="21"/>
                 <w:szCs w:val="21"/>
               </w:rPr>
@@ -561,14 +561,14 @@
             <w:pPr>
               <w:spacing w:line="240" w:lineRule="auto"/>
               <w:rPr>
-                <w:rFonts w:ascii="Arial" w:hAnsi="Arial" w:cs="Arial"/>
-                <w:sz w:val="21"/>
-                <w:szCs w:val="21"/>
-              </w:rPr>
-            </w:pPr>
-            <w:r>
-              <w:rPr>
-                <w:rFonts w:ascii="Arial" w:hAnsi="Arial" w:cs="Arial"/>
+                <w:rFonts w:ascii="Arial" w:hAnsi="Arial" w:cs="Arial" w:eastAsia="Arial"/>
+                <w:sz w:val="21"/>
+                <w:szCs w:val="21"/>
+              </w:rPr>
+            </w:pPr>
+            <w:r>
+              <w:rPr>
+                <w:rFonts w:ascii="Arial" w:hAnsi="Arial" w:cs="Arial" w:eastAsia="Arial"/>
                 <w:sz w:val="21"/>
                 <w:szCs w:val="21"/>
               </w:rPr>
@@ -590,14 +590,14 @@
             <w:pPr>
               <w:spacing w:line="240" w:lineRule="auto"/>
               <w:rPr>
-                <w:rFonts w:ascii="Arial" w:hAnsi="Arial" w:cs="Arial"/>
-                <w:sz w:val="21"/>
-                <w:szCs w:val="21"/>
-              </w:rPr>
-            </w:pPr>
-            <w:r>
-              <w:rPr>
-                <w:rFonts w:ascii="Arial" w:hAnsi="Arial" w:cs="Arial"/>
+                <w:rFonts w:ascii="Arial" w:hAnsi="Arial" w:cs="Arial" w:eastAsia="Arial"/>
+                <w:sz w:val="21"/>
+                <w:szCs w:val="21"/>
+              </w:rPr>
+            </w:pPr>
+            <w:r>
+              <w:rPr>
+                <w:rFonts w:ascii="Arial" w:hAnsi="Arial" w:cs="Arial" w:eastAsia="Arial"/>
                 <w:sz w:val="21"/>
                 <w:szCs w:val="21"/>
               </w:rPr>
@@ -624,14 +624,14 @@
             <w:pPr>
               <w:spacing w:line="240" w:lineRule="auto"/>
               <w:rPr>
-                <w:rFonts w:ascii="Arial" w:hAnsi="Arial" w:cs="Arial"/>
-                <w:sz w:val="21"/>
-                <w:szCs w:val="21"/>
-              </w:rPr>
-            </w:pPr>
-            <w:r>
-              <w:rPr>
-                <w:rFonts w:ascii="Arial" w:hAnsi="Arial" w:cs="Arial"/>
+                <w:rFonts w:ascii="Arial" w:hAnsi="Arial" w:cs="Arial" w:eastAsia="Arial"/>
+                <w:sz w:val="21"/>
+                <w:szCs w:val="21"/>
+              </w:rPr>
+            </w:pPr>
+            <w:r>
+              <w:rPr>
+                <w:rFonts w:ascii="Arial" w:hAnsi="Arial" w:cs="Arial" w:eastAsia="Arial"/>
                 <w:sz w:val="21"/>
                 <w:szCs w:val="21"/>
               </w:rPr>
@@ -653,14 +653,14 @@
             <w:pPr>
               <w:spacing w:line="240" w:lineRule="auto"/>
               <w:rPr>
-                <w:rFonts w:ascii="Arial" w:hAnsi="Arial" w:cs="Arial"/>
-                <w:sz w:val="21"/>
-                <w:szCs w:val="21"/>
-              </w:rPr>
-            </w:pPr>
-            <w:r>
-              <w:rPr>
-                <w:rFonts w:ascii="Arial" w:hAnsi="Arial" w:cs="Arial"/>
+                <w:rFonts w:ascii="Arial" w:hAnsi="Arial" w:cs="Arial" w:eastAsia="Arial"/>
+                <w:sz w:val="21"/>
+                <w:szCs w:val="21"/>
+              </w:rPr>
+            </w:pPr>
+            <w:r>
+              <w:rPr>
+                <w:rFonts w:ascii="Arial" w:hAnsi="Arial" w:cs="Arial" w:eastAsia="Arial"/>
                 <w:sz w:val="21"/>
                 <w:szCs w:val="21"/>
               </w:rPr>
@@ -687,14 +687,14 @@
             <w:pPr>
               <w:spacing w:line="240" w:lineRule="auto"/>
               <w:rPr>
-                <w:rFonts w:ascii="Arial" w:hAnsi="Arial" w:cs="Arial"/>
-                <w:sz w:val="21"/>
-                <w:szCs w:val="21"/>
-              </w:rPr>
-            </w:pPr>
-            <w:r>
-              <w:rPr>
-                <w:rFonts w:ascii="Arial" w:hAnsi="Arial" w:cs="Arial"/>
+                <w:rFonts w:ascii="Arial" w:hAnsi="Arial" w:cs="Arial" w:eastAsia="Arial"/>
+                <w:sz w:val="21"/>
+                <w:szCs w:val="21"/>
+              </w:rPr>
+            </w:pPr>
+            <w:r>
+              <w:rPr>
+                <w:rFonts w:ascii="Arial" w:hAnsi="Arial" w:cs="Arial" w:eastAsia="Arial"/>
                 <w:sz w:val="21"/>
                 <w:szCs w:val="21"/>
               </w:rPr>
@@ -703,7 +703,7 @@
             <w:proofErr w:type="gramStart"/>
             <w:r>
               <w:rPr>
-                <w:rFonts w:ascii="Arial" w:hAnsi="Arial" w:cs="Arial"/>
+                <w:rFonts w:ascii="Arial" w:hAnsi="Arial" w:cs="Arial" w:eastAsia="Arial"/>
                 <w:sz w:val="21"/>
                 <w:szCs w:val="21"/>
               </w:rPr>
@@ -726,14 +726,14 @@
             <w:pPr>
               <w:spacing w:line="240" w:lineRule="auto"/>
               <w:rPr>
-                <w:rFonts w:ascii="Arial" w:hAnsi="Arial" w:cs="Arial"/>
-                <w:sz w:val="21"/>
-                <w:szCs w:val="21"/>
-              </w:rPr>
-            </w:pPr>
-            <w:r>
-              <w:rPr>
-                <w:rFonts w:ascii="Arial" w:hAnsi="Arial" w:cs="Arial"/>
+                <w:rFonts w:ascii="Arial" w:hAnsi="Arial" w:cs="Arial" w:eastAsia="Arial"/>
+                <w:sz w:val="21"/>
+                <w:szCs w:val="21"/>
+              </w:rPr>
+            </w:pPr>
+            <w:r>
+              <w:rPr>
+                <w:rFonts w:ascii="Arial" w:hAnsi="Arial" w:cs="Arial" w:eastAsia="Arial"/>
                 <w:sz w:val="21"/>
                 <w:szCs w:val="21"/>
               </w:rPr>
@@ -760,7 +760,7 @@
             <w:pPr>
               <w:spacing w:line="240" w:lineRule="auto"/>
               <w:rPr>
-                <w:rFonts w:ascii="Arial" w:hAnsi="Arial" w:cs="Arial"/>
+                <w:rFonts w:ascii="Arial" w:hAnsi="Arial" w:cs="Arial" w:eastAsia="Arial"/>
                 <w:sz w:val="21"/>
                 <w:szCs w:val="21"/>
               </w:rPr>
@@ -768,7 +768,7 @@
             <w:proofErr w:type="spellStart"/>
             <w:r>
               <w:rPr>
-                <w:rFonts w:ascii="Arial" w:hAnsi="Arial" w:cs="Arial"/>
+                <w:rFonts w:ascii="Arial" w:hAnsi="Arial" w:cs="Arial" w:eastAsia="Arial"/>
                 <w:sz w:val="21"/>
                 <w:szCs w:val="21"/>
               </w:rPr>
@@ -777,7 +777,7 @@
             <w:proofErr w:type="spellEnd"/>
             <w:r>
               <w:rPr>
-                <w:rFonts w:ascii="Arial" w:hAnsi="Arial" w:cs="Arial"/>
+                <w:rFonts w:ascii="Arial" w:hAnsi="Arial" w:cs="Arial" w:eastAsia="Arial"/>
                 <w:sz w:val="21"/>
                 <w:szCs w:val="21"/>
               </w:rPr>
@@ -799,14 +799,14 @@
             <w:pPr>
               <w:spacing w:line="240" w:lineRule="auto"/>
               <w:rPr>
-                <w:rFonts w:ascii="Arial" w:hAnsi="Arial" w:cs="Arial"/>
-                <w:sz w:val="21"/>
-                <w:szCs w:val="21"/>
-              </w:rPr>
-            </w:pPr>
-            <w:r>
-              <w:rPr>
-                <w:rFonts w:ascii="Arial" w:hAnsi="Arial" w:cs="Arial"/>
+                <w:rFonts w:ascii="Arial" w:hAnsi="Arial" w:cs="Arial" w:eastAsia="Arial"/>
+                <w:sz w:val="21"/>
+                <w:szCs w:val="21"/>
+              </w:rPr>
+            </w:pPr>
+            <w:r>
+              <w:rPr>
+                <w:rFonts w:ascii="Arial" w:hAnsi="Arial" w:cs="Arial" w:eastAsia="Arial"/>
                 <w:sz w:val="21"/>
                 <w:szCs w:val="21"/>
               </w:rPr>
@@ -831,10 +831,10 @@
   <w:docDefaults>
     <w:rPrDefault>
       <w:rPr>
-        <w:rFonts w:asciiTheme="minorHAnsi" w:eastAsiaTheme="minorEastAsia" w:hAnsiTheme="minorHAnsi" w:cstheme="minorBidi"/>
+        <w:rFonts w:ascii="Arial" w:hAnsi="Arial" w:cs="Arial" w:eastAsia="Arial"/>
         <w:kern w:val="2"/>
-        <w:sz w:val="24"/>
-        <w:szCs w:val="24"/>
+        <w:sz w:val="21"/>
+        <w:szCs w:val="21"/>
         <w:lang w:val="en-IN" w:eastAsia="en-IN" w:bidi="ar-SA"/>
         <w14:ligatures w14:val="standardContextual"/>
       </w:rPr>
@@ -1230,9 +1230,9 @@
       <w:spacing w:line="259" w:lineRule="auto"/>
     </w:pPr>
     <w:rPr>
-      <w:rFonts w:ascii="Calibri" w:eastAsia="Calibri" w:hAnsi="Calibri" w:cs="Calibri"/>
+      <w:rFonts w:ascii="Arial" w:hAnsi="Arial" w:cs="Arial" w:eastAsia="Arial"/>
       <w:color w:val="000000"/>
-      <w:sz w:val="22"/>
+      <w:sz w:val="21"/>
     </w:rPr>
   </w:style>
   <w:style w:type="character" w:default="1" w:styleId="DefaultParagraphFont">
